--- a/Отчет_по_практике_Киршин.docx
+++ b/Отчет_по_практике_Киршин.docx
@@ -5255,43 +5255,47 @@
     </w:p>
     <w:p>
       <w:pPr>
-        <w:rPr>
-          <w:lang w:val="ru-RU"/>
-        </w:rPr>
-      </w:pPr>
-      <w:r>
-        <w:rPr>
-          <w:lang w:val="ru-RU"/>
-        </w:rPr>
-        <w:t>Автоматически формируемая документация сервиса (</w:t>
-      </w:r>
-      <w:r>
-        <w:t>Swagger</w:t>
-      </w:r>
-      <w:r>
-        <w:rPr>
-          <w:lang w:val="ru-RU"/>
-        </w:rPr>
-        <w:t xml:space="preserve"> </w:t>
-      </w:r>
-      <w:r>
-        <w:t>UI</w:t>
-      </w:r>
-      <w:r>
-        <w:rPr>
-          <w:lang w:val="ru-RU"/>
-        </w:rPr>
-        <w:t>) позволяет выполнять тестовые запросы через браузер; её внешний вид приведён на рисунке 2.</w:t>
-      </w:r>
-    </w:p>
-    <w:p>
-      <w:pPr>
-        <w:pBdr>
-          <w:top w:val="single" w:sz="6" w:space="8" w:color="AAAAAA"/>
-          <w:left w:val="single" w:sz="6" w:space="8" w:color="AAAAAA"/>
-          <w:bottom w:val="single" w:sz="6" w:space="8" w:color="AAAAAA"/>
-          <w:right w:val="single" w:sz="6" w:space="8" w:color="AAAAAA"/>
-        </w:pBdr>
+        <w:pStyle w:val="21"/>
+        <w:jc w:val="left"/>
+        <w:rPr>
+          <w:lang w:val="ru-RU"/>
+        </w:rPr>
+      </w:pPr>
+      <w:r>
+        <w:rPr>
+          <w:lang w:val="ru-RU"/>
+        </w:rPr>
+        <w:t>3.8 Веб-интерфейс пользователя</w:t>
+      </w:r>
+    </w:p>
+    <w:p>
+      <w:pPr>
+        <w:rPr>
+          <w:lang w:val="ru-RU"/>
+        </w:rPr>
+      </w:pPr>
+      <w:r>
+        <w:rPr>
+          <w:lang w:val="ru-RU"/>
+        </w:rPr>
+        <w:t xml:space="preserve">Для работы с сервисом без использования сторонних инструментов реализована веб-страница (модуль index.html), которую сервис отдаёт по корневому адресу. Страница является самодостаточной: все стили и сценарии встроены в единый файл, внешние ресурсы (сети доставки контента) не используются, поэтому интерфейс работает в изолированной сети без доступа в сеть Интернет.</w:t>
+      </w:r>
+    </w:p>
+    <w:p>
+      <w:pPr>
+        <w:rPr>
+          <w:lang w:val="ru-RU"/>
+        </w:rPr>
+      </w:pPr>
+      <w:r>
+        <w:rPr>
+          <w:lang w:val="ru-RU"/>
+        </w:rPr>
+        <w:t xml:space="preserve">Пользователь загружает аудиофайл перетаскиванием в выделенную область или выбором в диалоговом окне, после чего браузер асинхронно отправляет запись на эндпоинт /analyze и отображает результат без перезагрузки страницы. Итоговая оценка разговора выводится в виде кольцевого индикатора с цветовой меткой (зелёный, жёлтый или красный) и числовым значением, а расшифровка представляется в форме диалога: реплики оператора и клиента разнесены по разным сторонам и снабжены цветовой пометкой тональности. Внешний вид интерфейса приведён на рисунке 2.</w:t>
+      </w:r>
+    </w:p>
+    <w:p>
+      <w:pPr>
         <w:spacing w:before="120"/>
         <w:ind w:firstLine="0"/>
         <w:jc w:val="center"/>
@@ -5301,36 +5305,44 @@
       </w:pPr>
       <w:r>
         <w:rPr>
-          <w:i/>
-          <w:color w:val="808080"/>
-          <w:lang w:val="ru-RU"/>
-        </w:rPr>
-        <w:br/>
-      </w:r>
-      <w:r>
-        <w:rPr>
-          <w:i/>
-          <w:color w:val="808080"/>
-          <w:lang w:val="ru-RU"/>
-        </w:rPr>
-        <w:br/>
-        <w:t>‹ место для иллюстрации ›</w:t>
-      </w:r>
-      <w:r>
-        <w:rPr>
-          <w:i/>
-          <w:color w:val="808080"/>
-          <w:lang w:val="ru-RU"/>
-        </w:rPr>
-        <w:br/>
-      </w:r>
-      <w:r>
-        <w:rPr>
-          <w:i/>
-          <w:color w:val="808080"/>
-          <w:lang w:val="ru-RU"/>
-        </w:rPr>
-        <w:br/>
+          <w:noProof/>
+          <w:lang w:val="ru-RU"/>
+        </w:rPr>
+        <w:drawing>
+          <wp:inline distT="0" distB="0" distL="0" distR="0">
+            <wp:extent cx="5400000" cy="3600000"/>
+            <wp:effectExtent l="0" t="0" r="0" b="0"/>
+            <wp:docPr id="101" name="Веб-интерфейс сервиса"/>
+            <wp:cNvGraphicFramePr>
+              <a:graphicFrameLocks xmlns:a="http://schemas.openxmlformats.org/drawingml/2006/main" noChangeAspect="1"/>
+            </wp:cNvGraphicFramePr>
+            <a:graphic xmlns:a="http://schemas.openxmlformats.org/drawingml/2006/main">
+              <a:graphicData uri="http://schemas.openxmlformats.org/drawingml/2006/picture">
+                <pic:pic xmlns:pic="http://schemas.openxmlformats.org/drawingml/2006/picture">
+                  <pic:nvPicPr>
+                    <pic:cNvPr id="101" name="image1.png"/>
+                    <pic:cNvPicPr/>
+                  </pic:nvPicPr>
+                  <pic:blipFill>
+                    <a:blip r:embed="rId20"/>
+                    <a:stretch>
+                      <a:fillRect/>
+                    </a:stretch>
+                  </pic:blipFill>
+                  <pic:spPr>
+                    <a:xfrm>
+                      <a:off x="0" y="0"/>
+                      <a:ext cx="5400000" cy="3600000"/>
+                    </a:xfrm>
+                    <a:prstGeom prst="rect">
+                      <a:avLst/>
+                    </a:prstGeom>
+                  </pic:spPr>
+                </pic:pic>
+              </a:graphicData>
+            </a:graphic>
+          </wp:inline>
+        </w:drawing>
       </w:r>
     </w:p>
     <w:p>
@@ -5346,7 +5358,7 @@
         <w:rPr>
           <w:lang w:val="ru-RU"/>
         </w:rPr>
-        <w:t>Рисунок 2 – Интерфейс автоматической документации сервиса</w:t>
+        <w:t>Рисунок 2 – Веб-интерфейс сервиса</w:t>
       </w:r>
     </w:p>
     <w:p>
